--- a/1. AKREDITASI & REGULASI/Akreditasi versi revisi/AKREDITASI STEIFI 2027/RPS MK/semester ini/RPS_Perekonomian_Indonesia_STEI_FI_2026.docx
+++ b/1. AKREDITASI & REGULASI/Akreditasi versi revisi/AKREDITASI STEIFI 2027/RPS MK/semester ini/RPS_Perekonomian_Indonesia_STEI_FI_2026.docx
@@ -1,6 +1,6 @@
 
 <file path=word/document.xml><?xml version="1.0" encoding="utf-8"?>
-<w:document xmlns:wpc="http://schemas.microsoft.com/office/word/2010/wordprocessingCanvas" xmlns:cx="http://schemas.microsoft.com/office/drawing/2014/chartex" xmlns:cx1="http://schemas.microsoft.com/office/drawing/2015/9/8/chartex" xmlns:cx2="http://schemas.microsoft.com/office/drawing/2015/10/21/chartex" xmlns:cx3="http://schemas.microsoft.com/office/drawing/2016/5/9/chartex" xmlns:cx4="http://schemas.microsoft.com/office/drawing/2016/5/10/chartex" xmlns:cx5="http://schemas.microsoft.com/office/drawing/2016/5/11/chartex" xmlns:cx6="http://schemas.microsoft.com/office/drawing/2016/5/12/chartex" xmlns:cx7="http://schemas.microsoft.com/office/drawing/2016/5/13/chartex" xmlns:cx8="http://schemas.microsoft.com/office/drawing/2016/5/14/chartex" xmlns:mc="http://schemas.openxmlformats.org/markup-compatibility/2006" xmlns:aink="http://schemas.microsoft.com/office/drawing/2016/ink" xmlns:am3d="http://schemas.microsoft.com/office/drawing/2017/model3d" xmlns:o="urn:schemas-microsoft-com:office:office" xmlns:oel="http://schemas.microsoft.com/office/2019/extlst" xmlns:r="http://schemas.openxmlformats.org/officeDocument/2006/relationships" xmlns:m="http://schemas.openxmlformats.org/officeDocument/2006/math" xmlns:v="urn:schemas-microsoft-com:vml" xmlns:wp14="http://schemas.microsoft.com/office/word/2010/wordprocessingDrawing" xmlns:wp="http://schemas.openxmlformats.org/drawingml/2006/wordprocessingDrawing" xmlns:w10="urn:schemas-microsoft-com:office:word" xmlns:w="http://schemas.openxmlformats.org/wordprocessingml/2006/main" xmlns:w14="http://schemas.microsoft.com/office/word/2010/wordml" xmlns:w15="http://schemas.microsoft.com/office/word/2012/wordml" xmlns:w16cei="http://schemas.microsoft.com/office/word/2026/wordml/cei" xmlns:w16cex="http://schemas.microsoft.com/office/word/2018/wordml/cex" xmlns:w16cid="http://schemas.microsoft.com/office/word/2016/wordml/cid" xmlns:w16="http://schemas.microsoft.com/office/word/2018/wordml" xmlns:w16du="http://schemas.microsoft.com/office/word/2023/wordml/word16du" xmlns:w16sdtdh="http://schemas.microsoft.com/office/word/2020/wordml/sdtdatahash" xmlns:w16sdtfl="http://schemas.microsoft.com/office/word/2024/wordml/sdtformatlock" xmlns:w16se="http://schemas.microsoft.com/office/word/2015/wordml/symex" xmlns:wpg="http://schemas.microsoft.com/office/word/2010/wordprocessingGroup" xmlns:wpi="http://schemas.microsoft.com/office/word/2010/wordprocessingInk" xmlns:wne="http://schemas.microsoft.com/office/word/2006/wordml" xmlns:wps="http://schemas.microsoft.com/office/word/2010/wordprocessingShape" mc:Ignorable="w14 w15 w16se w16cid w16 w16cex w16sdtdh w16sdtfl w16du wp14">
+<w:document xmlns:wpc="http://schemas.microsoft.com/office/word/2010/wordprocessingCanvas" xmlns:cx="http://schemas.microsoft.com/office/drawing/2014/chartex" xmlns:cx1="http://schemas.microsoft.com/office/drawing/2015/9/8/chartex" xmlns:cx2="http://schemas.microsoft.com/office/drawing/2015/10/21/chartex" xmlns:cx3="http://schemas.microsoft.com/office/drawing/2016/5/9/chartex" xmlns:cx4="http://schemas.microsoft.com/office/drawing/2016/5/10/chartex" xmlns:cx5="http://schemas.microsoft.com/office/drawing/2016/5/11/chartex" xmlns:cx6="http://schemas.microsoft.com/office/drawing/2016/5/12/chartex" xmlns:cx7="http://schemas.microsoft.com/office/drawing/2016/5/13/chartex" xmlns:cx8="http://schemas.microsoft.com/office/drawing/2016/5/14/chartex" xmlns:mc="http://schemas.openxmlformats.org/markup-compatibility/2006" xmlns:aink="http://schemas.microsoft.com/office/drawing/2016/ink" xmlns:am3d="http://schemas.microsoft.com/office/drawing/2017/model3d" xmlns:o="urn:schemas-microsoft-com:office:office" xmlns:oel="http://schemas.microsoft.com/office/2019/extlst" xmlns:r="http://schemas.openxmlformats.org/officeDocument/2006/relationships" xmlns:m="http://schemas.openxmlformats.org/officeDocument/2006/math" xmlns:v="urn:schemas-microsoft-com:vml" xmlns:wp14="http://schemas.microsoft.com/office/word/2010/wordprocessingDrawing" xmlns:wp="http://schemas.openxmlformats.org/drawingml/2006/wordprocessingDrawing" xmlns:w10="urn:schemas-microsoft-com:office:word" xmlns:w="http://schemas.openxmlformats.org/wordprocessingml/2006/main" xmlns:w14="http://schemas.microsoft.com/office/word/2010/wordml" xmlns:w15="http://schemas.microsoft.com/office/word/2012/wordml" xmlns:w16cex="http://schemas.microsoft.com/office/word/2018/wordml/cex" xmlns:w16cid="http://schemas.microsoft.com/office/word/2016/wordml/cid" xmlns:w16="http://schemas.microsoft.com/office/word/2018/wordml" xmlns:w16du="http://schemas.microsoft.com/office/word/2023/wordml/word16du" xmlns:w16sdtdh="http://schemas.microsoft.com/office/word/2020/wordml/sdtdatahash" xmlns:w16sdtfl="http://schemas.microsoft.com/office/word/2024/wordml/sdtformatlock" xmlns:w16se="http://schemas.microsoft.com/office/word/2015/wordml/symex" xmlns:wpg="http://schemas.microsoft.com/office/word/2010/wordprocessingGroup" xmlns:wpi="http://schemas.microsoft.com/office/word/2010/wordprocessingInk" xmlns:wne="http://schemas.microsoft.com/office/word/2006/wordml" xmlns:wps="http://schemas.microsoft.com/office/word/2010/wordprocessingShape" mc:Ignorable="w14 w15 w16se w16cid w16 w16cex w16sdtdh w16sdtfl w16du wp14">
   <w:body>
     <w:tbl>
       <w:tblPr>
@@ -60,7 +60,7 @@
                 <w:noProof/>
               </w:rPr>
               <w:drawing>
-                <wp:inline distT="0" distB="0" distL="0" distR="0" wp14:anchorId="6E09F147" wp14:editId="0E7A23BC">
+                <wp:inline distT="0" distB="0" distL="0" distR="0" wp14:anchorId="128C685E" wp14:editId="2F8C9E10">
                   <wp:extent cx="876300" cy="876300"/>
                   <wp:effectExtent l="0" t="0" r="0" b="0"/>
                   <wp:docPr id="1" name="Picture 1"/>
@@ -1395,7 +1395,7 @@
                 <w:sz w:val="20"/>
                 <w:szCs w:val="20"/>
               </w:rPr>
-              <w:t>M. Kaharudin</w:t>
+              <w:t>Dr. Ahmad Mahfudzi Mafrudlo, M.Ag.</w:t>
             </w:r>
           </w:p>
         </w:tc>
@@ -1812,6 +1812,7 @@
                 <w:sz w:val="20"/>
                 <w:szCs w:val="20"/>
               </w:rPr>
+              <w:lastRenderedPageBreak/>
               <w:t>Integrasi dengan Modul Lain</w:t>
             </w:r>
           </w:p>
@@ -1880,7 +1881,6 @@
         <w:jc w:val="both"/>
       </w:pPr>
       <w:r>
-        <w:lastRenderedPageBreak/>
         <w:t>CPL mengacu pada dokumen CPL resmi Prodi Ekonomi Syariah STEI Fitrah Insani TA 2026/2027 (SN-DIKTI Permendikbud No.3/2020).</w:t>
       </w:r>
     </w:p>
@@ -2986,6 +2986,7 @@
                 <w:sz w:val="20"/>
                 <w:szCs w:val="20"/>
               </w:rPr>
+              <w:lastRenderedPageBreak/>
               <w:t>No.</w:t>
             </w:r>
           </w:p>
@@ -3319,7 +3320,6 @@
                 <w:sz w:val="20"/>
                 <w:szCs w:val="20"/>
               </w:rPr>
-              <w:lastRenderedPageBreak/>
               <w:t>3</w:t>
             </w:r>
           </w:p>
@@ -6304,48 +6304,38 @@
                 <w:sz w:val="16"/>
                 <w:szCs w:val="16"/>
               </w:rPr>
-              <w:t xml:space="preserve">Menganalisis posisi Indonesia dalam </w:t>
-            </w:r>
+              <w:t>Menganalisis posisi Indonesia dalam perdagangan regional</w:t>
+            </w:r>
+          </w:p>
+        </w:tc>
+        <w:tc>
+          <w:tcPr>
+            <w:tcW w:w="1500" w:type="dxa"/>
+            <w:tcBorders>
+              <w:top w:val="single" w:sz="6" w:space="0" w:color="CCCCCC"/>
+              <w:left w:val="single" w:sz="6" w:space="0" w:color="CCCCCC"/>
+              <w:bottom w:val="single" w:sz="6" w:space="0" w:color="CCCCCC"/>
+              <w:right w:val="single" w:sz="6" w:space="0" w:color="CCCCCC"/>
+            </w:tcBorders>
+            <w:shd w:val="clear" w:color="auto" w:fill="F9F9F9"/>
+            <w:tcMar>
+              <w:top w:w="90" w:type="dxa"/>
+              <w:left w:w="130" w:type="dxa"/>
+              <w:bottom w:w="90" w:type="dxa"/>
+              <w:right w:w="130" w:type="dxa"/>
+            </w:tcMar>
+          </w:tcPr>
+          <w:p>
+            <w:pPr>
+              <w:spacing w:before="40" w:after="40"/>
+              <w:jc w:val="both"/>
+            </w:pPr>
             <w:r>
               <w:rPr>
                 <w:color w:val="000000"/>
                 <w:sz w:val="16"/>
                 <w:szCs w:val="16"/>
               </w:rPr>
-              <w:lastRenderedPageBreak/>
-              <w:t>perdagangan regional</w:t>
-            </w:r>
-          </w:p>
-        </w:tc>
-        <w:tc>
-          <w:tcPr>
-            <w:tcW w:w="1500" w:type="dxa"/>
-            <w:tcBorders>
-              <w:top w:val="single" w:sz="6" w:space="0" w:color="CCCCCC"/>
-              <w:left w:val="single" w:sz="6" w:space="0" w:color="CCCCCC"/>
-              <w:bottom w:val="single" w:sz="6" w:space="0" w:color="CCCCCC"/>
-              <w:right w:val="single" w:sz="6" w:space="0" w:color="CCCCCC"/>
-            </w:tcBorders>
-            <w:shd w:val="clear" w:color="auto" w:fill="F9F9F9"/>
-            <w:tcMar>
-              <w:top w:w="90" w:type="dxa"/>
-              <w:left w:w="130" w:type="dxa"/>
-              <w:bottom w:w="90" w:type="dxa"/>
-              <w:right w:w="130" w:type="dxa"/>
-            </w:tcMar>
-          </w:tcPr>
-          <w:p>
-            <w:pPr>
-              <w:spacing w:before="40" w:after="40"/>
-              <w:jc w:val="both"/>
-            </w:pPr>
-            <w:r>
-              <w:rPr>
-                <w:color w:val="000000"/>
-                <w:sz w:val="16"/>
-                <w:szCs w:val="16"/>
-              </w:rPr>
-              <w:lastRenderedPageBreak/>
               <w:t>Diskusi perdagangan</w:t>
             </w:r>
           </w:p>
@@ -8633,6 +8623,7 @@
                 <w:sz w:val="20"/>
                 <w:szCs w:val="20"/>
               </w:rPr>
+              <w:lastRenderedPageBreak/>
               <w:t>Komponen</w:t>
             </w:r>
           </w:p>
@@ -9457,33 +9448,69 @@
     </w:p>
     <w:p>
       <w:pPr>
-        <w:pStyle w:val="ListParagraph"/>
-        <w:numPr>
-          <w:ilvl w:val="0"/>
-          <w:numId w:val="2"/>
-        </w:numPr>
-        <w:spacing w:before="40" w:after="40"/>
+        <w:spacing w:after="60"/>
       </w:pPr>
+      <w:r>
+        <w:rPr>
+          <w:sz w:val="20"/>
+        </w:rPr>
+        <w:t>1. Kehadiran minimal 75% dari total pertemuan menjadi syarat mengikuti Ujian Akhir Semester (UAS).</w:t>
+      </w:r>
     </w:p>
     <w:p>
       <w:pPr>
-        <w:pStyle w:val="ListParagraph"/>
-        <w:numPr>
-          <w:ilvl w:val="0"/>
-          <w:numId w:val="2"/>
-        </w:numPr>
-        <w:spacing w:before="40" w:after="40"/>
+        <w:spacing w:after="60"/>
       </w:pPr>
+      <w:r>
+        <w:rPr>
+          <w:sz w:val="20"/>
+        </w:rPr>
+        <w:t>2. Skala nilai akhir: A (80–100), B (70–79,99), C (60–69,99), D (50–59,99), E (&lt;50). Nilai kelulusan minimal C.</w:t>
+      </w:r>
     </w:p>
     <w:p>
       <w:pPr>
-        <w:pStyle w:val="ListParagraph"/>
-        <w:numPr>
-          <w:ilvl w:val="0"/>
-          <w:numId w:val="2"/>
-        </w:numPr>
-        <w:spacing w:before="40" w:after="40"/>
+        <w:spacing w:after="60"/>
       </w:pPr>
+      <w:r>
+        <w:rPr>
+          <w:sz w:val="20"/>
+        </w:rPr>
+        <w:t>3. Keterlambatan pengumpulan tugas dikenai pengurangan nilai 10% per hari (maksimal 3 hari); melewati batas tersebut tugas dinilai 0.</w:t>
+      </w:r>
+    </w:p>
+    <w:p>
+      <w:pPr>
+        <w:spacing w:after="60"/>
+      </w:pPr>
+      <w:r>
+        <w:rPr>
+          <w:sz w:val="20"/>
+        </w:rPr>
+        <w:t>4. Plagiarisme dan segala bentuk kecurangan akademik berakibat nilai 0 pada komponen terkait dan diproses sesuai kode etik STEI Fitrah Insani.</w:t>
+      </w:r>
+    </w:p>
+    <w:p>
+      <w:pPr>
+        <w:spacing w:after="60"/>
+      </w:pPr>
+      <w:r>
+        <w:rPr>
+          <w:sz w:val="20"/>
+        </w:rPr>
+        <w:t>5. Mahasiswa dengan nilai akhir D atau E dapat mengikuti program remedial sesuai kalender akademik.</w:t>
+      </w:r>
+    </w:p>
+    <w:p>
+      <w:pPr>
+        <w:spacing w:after="60"/>
+      </w:pPr>
+      <w:r>
+        <w:rPr>
+          <w:sz w:val="20"/>
+        </w:rPr>
+        <w:t>6. Rekapitulasi nilai mengikuti tabel evaluasi pembelajaran; keputusan akhir dosen pengampu bersifat final setelah verifikasi Ketua Program Studi.</w:t>
+      </w:r>
     </w:p>
     <w:p>
       <w:pPr>
@@ -9623,67 +9650,27 @@
         <w:tc>
           <w:tcPr>
             <w:tcW w:w="1500" w:type="dxa"/>
-            <w:tcBorders>
-              <w:top w:val="single" w:sz="6" w:space="0" w:color="CCCCCC"/>
-              <w:left w:val="single" w:sz="6" w:space="0" w:color="CCCCCC"/>
-              <w:bottom w:val="single" w:sz="6" w:space="0" w:color="CCCCCC"/>
-              <w:right w:val="single" w:sz="6" w:space="0" w:color="CCCCCC"/>
-            </w:tcBorders>
-            <w:shd w:val="clear" w:color="auto" w:fill="FFFFFF"/>
-            <w:tcMar>
-              <w:top w:w="90" w:type="dxa"/>
-              <w:left w:w="130" w:type="dxa"/>
-              <w:bottom w:w="90" w:type="dxa"/>
-              <w:right w:w="130" w:type="dxa"/>
-            </w:tcMar>
-            <w:vAlign w:val="center"/>
-          </w:tcPr>
-          <w:p>
-            <w:pPr>
-              <w:spacing w:before="40" w:after="40"/>
-              <w:jc w:val="center"/>
-            </w:pPr>
+          </w:tcPr>
+          <w:p>
             <w:r>
               <w:rPr>
                 <w:b/>
-                <w:bCs/>
-                <w:color w:val="000000"/>
-                <w:sz w:val="20"/>
-                <w:szCs w:val="20"/>
-              </w:rPr>
-              <w:t>A</w:t>
+                <w:sz w:val="18"/>
+              </w:rPr>
+              <w:t>Wajib</w:t>
             </w:r>
           </w:p>
         </w:tc>
         <w:tc>
           <w:tcPr>
             <w:tcW w:w="7700" w:type="dxa"/>
-            <w:tcBorders>
-              <w:top w:val="single" w:sz="6" w:space="0" w:color="CCCCCC"/>
-              <w:left w:val="single" w:sz="6" w:space="0" w:color="CCCCCC"/>
-              <w:bottom w:val="single" w:sz="6" w:space="0" w:color="CCCCCC"/>
-              <w:right w:val="single" w:sz="6" w:space="0" w:color="CCCCCC"/>
-            </w:tcBorders>
-            <w:shd w:val="clear" w:color="auto" w:fill="FFFFFF"/>
-            <w:tcMar>
-              <w:top w:w="90" w:type="dxa"/>
-              <w:left w:w="130" w:type="dxa"/>
-              <w:bottom w:w="90" w:type="dxa"/>
-              <w:right w:w="130" w:type="dxa"/>
-            </w:tcMar>
-            <w:vAlign w:val="center"/>
-          </w:tcPr>
-          <w:p>
-            <w:pPr>
-              <w:spacing w:before="40" w:after="40"/>
-            </w:pPr>
-            <w:r>
-              <w:rPr>
-                <w:color w:val="000000"/>
-                <w:sz w:val="20"/>
-                <w:szCs w:val="20"/>
-              </w:rPr>
-              <w:t>r</w:t>
+          </w:tcPr>
+          <w:p>
+            <w:r>
+              <w:rPr>
+                <w:sz w:val="18"/>
+              </w:rPr>
+              <w:t>Tambunan, T. T. H. (2015). Perekonomian Indonesia: Era orde lama hingga Jokowi. Ghalia Indonesia.</w:t>
             </w:r>
           </w:p>
         </w:tc>
@@ -9698,67 +9685,27 @@
         <w:tc>
           <w:tcPr>
             <w:tcW w:w="1500" w:type="dxa"/>
-            <w:tcBorders>
-              <w:top w:val="single" w:sz="6" w:space="0" w:color="CCCCCC"/>
-              <w:left w:val="single" w:sz="6" w:space="0" w:color="CCCCCC"/>
-              <w:bottom w:val="single" w:sz="6" w:space="0" w:color="CCCCCC"/>
-              <w:right w:val="single" w:sz="6" w:space="0" w:color="CCCCCC"/>
-            </w:tcBorders>
-            <w:shd w:val="clear" w:color="auto" w:fill="F9F9F9"/>
-            <w:tcMar>
-              <w:top w:w="90" w:type="dxa"/>
-              <w:left w:w="130" w:type="dxa"/>
-              <w:bottom w:w="90" w:type="dxa"/>
-              <w:right w:w="130" w:type="dxa"/>
-            </w:tcMar>
-            <w:vAlign w:val="center"/>
-          </w:tcPr>
-          <w:p>
-            <w:pPr>
-              <w:spacing w:before="40" w:after="40"/>
-              <w:jc w:val="center"/>
-            </w:pPr>
+          </w:tcPr>
+          <w:p>
             <w:r>
               <w:rPr>
                 <w:b/>
-                <w:bCs/>
-                <w:color w:val="000000"/>
-                <w:sz w:val="20"/>
-                <w:szCs w:val="20"/>
-              </w:rPr>
-              <w:t>B</w:t>
+                <w:sz w:val="18"/>
+              </w:rPr>
+              <w:t>Wajib</w:t>
             </w:r>
           </w:p>
         </w:tc>
         <w:tc>
           <w:tcPr>
             <w:tcW w:w="7700" w:type="dxa"/>
-            <w:tcBorders>
-              <w:top w:val="single" w:sz="6" w:space="0" w:color="CCCCCC"/>
-              <w:left w:val="single" w:sz="6" w:space="0" w:color="CCCCCC"/>
-              <w:bottom w:val="single" w:sz="6" w:space="0" w:color="CCCCCC"/>
-              <w:right w:val="single" w:sz="6" w:space="0" w:color="CCCCCC"/>
-            </w:tcBorders>
-            <w:shd w:val="clear" w:color="auto" w:fill="F9F9F9"/>
-            <w:tcMar>
-              <w:top w:w="90" w:type="dxa"/>
-              <w:left w:w="130" w:type="dxa"/>
-              <w:bottom w:w="90" w:type="dxa"/>
-              <w:right w:w="130" w:type="dxa"/>
-            </w:tcMar>
-            <w:vAlign w:val="center"/>
-          </w:tcPr>
-          <w:p>
-            <w:pPr>
-              <w:spacing w:before="40" w:after="40"/>
-            </w:pPr>
-            <w:r>
-              <w:rPr>
-                <w:color w:val="000000"/>
-                <w:sz w:val="20"/>
-                <w:szCs w:val="20"/>
-              </w:rPr>
-              <w:t>o</w:t>
+          </w:tcPr>
+          <w:p>
+            <w:r>
+              <w:rPr>
+                <w:sz w:val="18"/>
+              </w:rPr>
+              <w:t>Basri, F., &amp; Munandar, H. (2009). Lanskap ekonomi Indonesia. Kencana.</w:t>
             </w:r>
           </w:p>
         </w:tc>
@@ -9773,67 +9720,27 @@
         <w:tc>
           <w:tcPr>
             <w:tcW w:w="1500" w:type="dxa"/>
-            <w:tcBorders>
-              <w:top w:val="single" w:sz="6" w:space="0" w:color="CCCCCC"/>
-              <w:left w:val="single" w:sz="6" w:space="0" w:color="CCCCCC"/>
-              <w:bottom w:val="single" w:sz="6" w:space="0" w:color="CCCCCC"/>
-              <w:right w:val="single" w:sz="6" w:space="0" w:color="CCCCCC"/>
-            </w:tcBorders>
-            <w:shd w:val="clear" w:color="auto" w:fill="FFFFFF"/>
-            <w:tcMar>
-              <w:top w:w="90" w:type="dxa"/>
-              <w:left w:w="130" w:type="dxa"/>
-              <w:bottom w:w="90" w:type="dxa"/>
-              <w:right w:w="130" w:type="dxa"/>
-            </w:tcMar>
-            <w:vAlign w:val="center"/>
-          </w:tcPr>
-          <w:p>
-            <w:pPr>
-              <w:spacing w:before="40" w:after="40"/>
-              <w:jc w:val="center"/>
-            </w:pPr>
+          </w:tcPr>
+          <w:p>
             <w:r>
               <w:rPr>
                 <w:b/>
-                <w:bCs/>
-                <w:color w:val="000000"/>
-                <w:sz w:val="20"/>
-                <w:szCs w:val="20"/>
-              </w:rPr>
-              <w:t>K</w:t>
+                <w:sz w:val="18"/>
+              </w:rPr>
+              <w:t>Wajib</w:t>
             </w:r>
           </w:p>
         </w:tc>
         <w:tc>
           <w:tcPr>
             <w:tcW w:w="7700" w:type="dxa"/>
-            <w:tcBorders>
-              <w:top w:val="single" w:sz="6" w:space="0" w:color="CCCCCC"/>
-              <w:left w:val="single" w:sz="6" w:space="0" w:color="CCCCCC"/>
-              <w:bottom w:val="single" w:sz="6" w:space="0" w:color="CCCCCC"/>
-              <w:right w:val="single" w:sz="6" w:space="0" w:color="CCCCCC"/>
-            </w:tcBorders>
-            <w:shd w:val="clear" w:color="auto" w:fill="FFFFFF"/>
-            <w:tcMar>
-              <w:top w:w="90" w:type="dxa"/>
-              <w:left w:w="130" w:type="dxa"/>
-              <w:bottom w:w="90" w:type="dxa"/>
-              <w:right w:w="130" w:type="dxa"/>
-            </w:tcMar>
-            <w:vAlign w:val="center"/>
-          </w:tcPr>
-          <w:p>
-            <w:pPr>
-              <w:spacing w:before="40" w:after="40"/>
-            </w:pPr>
-            <w:r>
-              <w:rPr>
-                <w:color w:val="000000"/>
-                <w:sz w:val="20"/>
-                <w:szCs w:val="20"/>
-              </w:rPr>
-              <w:t>u</w:t>
+          </w:tcPr>
+          <w:p>
+            <w:r>
+              <w:rPr>
+                <w:sz w:val="18"/>
+              </w:rPr>
+              <w:t>Dumairy. (1996). Perekonomian Indonesia. Erlangga.</w:t>
             </w:r>
           </w:p>
         </w:tc>
@@ -9848,67 +9755,27 @@
         <w:tc>
           <w:tcPr>
             <w:tcW w:w="1500" w:type="dxa"/>
-            <w:tcBorders>
-              <w:top w:val="single" w:sz="6" w:space="0" w:color="CCCCCC"/>
-              <w:left w:val="single" w:sz="6" w:space="0" w:color="CCCCCC"/>
-              <w:bottom w:val="single" w:sz="6" w:space="0" w:color="CCCCCC"/>
-              <w:right w:val="single" w:sz="6" w:space="0" w:color="CCCCCC"/>
-            </w:tcBorders>
-            <w:shd w:val="clear" w:color="auto" w:fill="F9F9F9"/>
-            <w:tcMar>
-              <w:top w:w="90" w:type="dxa"/>
-              <w:left w:w="130" w:type="dxa"/>
-              <w:bottom w:w="90" w:type="dxa"/>
-              <w:right w:w="130" w:type="dxa"/>
-            </w:tcMar>
-            <w:vAlign w:val="center"/>
-          </w:tcPr>
-          <w:p>
-            <w:pPr>
-              <w:spacing w:before="40" w:after="40"/>
-              <w:jc w:val="center"/>
-            </w:pPr>
+          </w:tcPr>
+          <w:p>
             <w:r>
               <w:rPr>
                 <w:b/>
-                <w:bCs/>
-                <w:color w:val="000000"/>
-                <w:sz w:val="20"/>
-                <w:szCs w:val="20"/>
-              </w:rPr>
-              <w:t>T</w:t>
+                <w:sz w:val="18"/>
+              </w:rPr>
+              <w:t>Pendukung</w:t>
             </w:r>
           </w:p>
         </w:tc>
         <w:tc>
           <w:tcPr>
             <w:tcW w:w="7700" w:type="dxa"/>
-            <w:tcBorders>
-              <w:top w:val="single" w:sz="6" w:space="0" w:color="CCCCCC"/>
-              <w:left w:val="single" w:sz="6" w:space="0" w:color="CCCCCC"/>
-              <w:bottom w:val="single" w:sz="6" w:space="0" w:color="CCCCCC"/>
-              <w:right w:val="single" w:sz="6" w:space="0" w:color="CCCCCC"/>
-            </w:tcBorders>
-            <w:shd w:val="clear" w:color="auto" w:fill="F9F9F9"/>
-            <w:tcMar>
-              <w:top w:w="90" w:type="dxa"/>
-              <w:left w:w="130" w:type="dxa"/>
-              <w:bottom w:w="90" w:type="dxa"/>
-              <w:right w:w="130" w:type="dxa"/>
-            </w:tcMar>
-            <w:vAlign w:val="center"/>
-          </w:tcPr>
-          <w:p>
-            <w:pPr>
-              <w:spacing w:before="40" w:after="40"/>
-            </w:pPr>
-            <w:r>
-              <w:rPr>
-                <w:color w:val="000000"/>
-                <w:sz w:val="20"/>
-                <w:szCs w:val="20"/>
-              </w:rPr>
-              <w:t>a</w:t>
+          </w:tcPr>
+          <w:p>
+            <w:r>
+              <w:rPr>
+                <w:sz w:val="18"/>
+              </w:rPr>
+              <w:t>Badan Pusat Statistik. (2025). Statistik Indonesia 2025. BPS.</w:t>
             </w:r>
           </w:p>
         </w:tc>
@@ -9923,217 +9790,27 @@
         <w:tc>
           <w:tcPr>
             <w:tcW w:w="1500" w:type="dxa"/>
-            <w:tcBorders>
-              <w:top w:val="single" w:sz="6" w:space="0" w:color="CCCCCC"/>
-              <w:left w:val="single" w:sz="6" w:space="0" w:color="CCCCCC"/>
-              <w:bottom w:val="single" w:sz="6" w:space="0" w:color="CCCCCC"/>
-              <w:right w:val="single" w:sz="6" w:space="0" w:color="CCCCCC"/>
-            </w:tcBorders>
-            <w:shd w:val="clear" w:color="auto" w:fill="FFFFFF"/>
-            <w:tcMar>
-              <w:top w:w="90" w:type="dxa"/>
-              <w:left w:w="130" w:type="dxa"/>
-              <w:bottom w:w="90" w:type="dxa"/>
-              <w:right w:w="130" w:type="dxa"/>
-            </w:tcMar>
-            <w:vAlign w:val="center"/>
-          </w:tcPr>
-          <w:p>
-            <w:pPr>
-              <w:spacing w:before="40" w:after="40"/>
-              <w:jc w:val="center"/>
-            </w:pPr>
+          </w:tcPr>
+          <w:p>
             <w:r>
               <w:rPr>
                 <w:b/>
-                <w:bCs/>
-                <w:color w:val="000000"/>
-                <w:sz w:val="20"/>
-                <w:szCs w:val="20"/>
-              </w:rPr>
-              <w:t>B</w:t>
+                <w:sz w:val="18"/>
+              </w:rPr>
+              <w:t>Pendukung</w:t>
             </w:r>
           </w:p>
         </w:tc>
         <w:tc>
           <w:tcPr>
             <w:tcW w:w="7700" w:type="dxa"/>
-            <w:tcBorders>
-              <w:top w:val="single" w:sz="6" w:space="0" w:color="CCCCCC"/>
-              <w:left w:val="single" w:sz="6" w:space="0" w:color="CCCCCC"/>
-              <w:bottom w:val="single" w:sz="6" w:space="0" w:color="CCCCCC"/>
-              <w:right w:val="single" w:sz="6" w:space="0" w:color="CCCCCC"/>
-            </w:tcBorders>
-            <w:shd w:val="clear" w:color="auto" w:fill="FFFFFF"/>
-            <w:tcMar>
-              <w:top w:w="90" w:type="dxa"/>
-              <w:left w:w="130" w:type="dxa"/>
-              <w:bottom w:w="90" w:type="dxa"/>
-              <w:right w:w="130" w:type="dxa"/>
-            </w:tcMar>
-            <w:vAlign w:val="center"/>
-          </w:tcPr>
-          <w:p>
-            <w:pPr>
-              <w:spacing w:before="40" w:after="40"/>
-            </w:pPr>
-            <w:r>
-              <w:rPr>
-                <w:color w:val="000000"/>
-                <w:sz w:val="20"/>
-                <w:szCs w:val="20"/>
-              </w:rPr>
-              <w:t>a</w:t>
-            </w:r>
-          </w:p>
-        </w:tc>
-      </w:tr>
-      <w:tr>
-        <w:tblPrEx>
-          <w:tblCellMar>
-            <w:top w:w="0" w:type="dxa"/>
-            <w:bottom w:w="0" w:type="dxa"/>
-          </w:tblCellMar>
-        </w:tblPrEx>
-        <w:tc>
-          <w:tcPr>
-            <w:tcW w:w="1500" w:type="dxa"/>
-            <w:tcBorders>
-              <w:top w:val="single" w:sz="6" w:space="0" w:color="CCCCCC"/>
-              <w:left w:val="single" w:sz="6" w:space="0" w:color="CCCCCC"/>
-              <w:bottom w:val="single" w:sz="6" w:space="0" w:color="CCCCCC"/>
-              <w:right w:val="single" w:sz="6" w:space="0" w:color="CCCCCC"/>
-            </w:tcBorders>
-            <w:shd w:val="clear" w:color="auto" w:fill="F9F9F9"/>
-            <w:tcMar>
-              <w:top w:w="90" w:type="dxa"/>
-              <w:left w:w="130" w:type="dxa"/>
-              <w:bottom w:w="90" w:type="dxa"/>
-              <w:right w:w="130" w:type="dxa"/>
-            </w:tcMar>
-            <w:vAlign w:val="center"/>
-          </w:tcPr>
-          <w:p>
-            <w:pPr>
-              <w:spacing w:before="40" w:after="40"/>
-              <w:jc w:val="center"/>
-            </w:pPr>
-            <w:r>
-              <w:rPr>
-                <w:b/>
-                <w:bCs/>
-                <w:color w:val="000000"/>
-                <w:sz w:val="20"/>
-                <w:szCs w:val="20"/>
-              </w:rPr>
-              <w:t>B</w:t>
-            </w:r>
-          </w:p>
-        </w:tc>
-        <w:tc>
-          <w:tcPr>
-            <w:tcW w:w="7700" w:type="dxa"/>
-            <w:tcBorders>
-              <w:top w:val="single" w:sz="6" w:space="0" w:color="CCCCCC"/>
-              <w:left w:val="single" w:sz="6" w:space="0" w:color="CCCCCC"/>
-              <w:bottom w:val="single" w:sz="6" w:space="0" w:color="CCCCCC"/>
-              <w:right w:val="single" w:sz="6" w:space="0" w:color="CCCCCC"/>
-            </w:tcBorders>
-            <w:shd w:val="clear" w:color="auto" w:fill="F9F9F9"/>
-            <w:tcMar>
-              <w:top w:w="90" w:type="dxa"/>
-              <w:left w:w="130" w:type="dxa"/>
-              <w:bottom w:w="90" w:type="dxa"/>
-              <w:right w:w="130" w:type="dxa"/>
-            </w:tcMar>
-            <w:vAlign w:val="center"/>
-          </w:tcPr>
-          <w:p>
-            <w:pPr>
-              <w:spacing w:before="40" w:after="40"/>
-            </w:pPr>
-            <w:r>
-              <w:rPr>
-                <w:color w:val="000000"/>
-                <w:sz w:val="20"/>
-                <w:szCs w:val="20"/>
-              </w:rPr>
-              <w:t>a</w:t>
-            </w:r>
-          </w:p>
-        </w:tc>
-      </w:tr>
-      <w:tr>
-        <w:tblPrEx>
-          <w:tblCellMar>
-            <w:top w:w="0" w:type="dxa"/>
-            <w:bottom w:w="0" w:type="dxa"/>
-          </w:tblCellMar>
-        </w:tblPrEx>
-        <w:tc>
-          <w:tcPr>
-            <w:tcW w:w="1500" w:type="dxa"/>
-            <w:tcBorders>
-              <w:top w:val="single" w:sz="6" w:space="0" w:color="CCCCCC"/>
-              <w:left w:val="single" w:sz="6" w:space="0" w:color="CCCCCC"/>
-              <w:bottom w:val="single" w:sz="6" w:space="0" w:color="CCCCCC"/>
-              <w:right w:val="single" w:sz="6" w:space="0" w:color="CCCCCC"/>
-            </w:tcBorders>
-            <w:shd w:val="clear" w:color="auto" w:fill="FFFFFF"/>
-            <w:tcMar>
-              <w:top w:w="90" w:type="dxa"/>
-              <w:left w:w="130" w:type="dxa"/>
-              <w:bottom w:w="90" w:type="dxa"/>
-              <w:right w:w="130" w:type="dxa"/>
-            </w:tcMar>
-            <w:vAlign w:val="center"/>
-          </w:tcPr>
-          <w:p>
-            <w:pPr>
-              <w:spacing w:before="40" w:after="40"/>
-              <w:jc w:val="center"/>
-            </w:pPr>
-            <w:r>
-              <w:rPr>
-                <w:b/>
-                <w:bCs/>
-                <w:color w:val="000000"/>
-                <w:sz w:val="20"/>
-                <w:szCs w:val="20"/>
-              </w:rPr>
-              <w:t>B</w:t>
-            </w:r>
-          </w:p>
-        </w:tc>
-        <w:tc>
-          <w:tcPr>
-            <w:tcW w:w="7700" w:type="dxa"/>
-            <w:tcBorders>
-              <w:top w:val="single" w:sz="6" w:space="0" w:color="CCCCCC"/>
-              <w:left w:val="single" w:sz="6" w:space="0" w:color="CCCCCC"/>
-              <w:bottom w:val="single" w:sz="6" w:space="0" w:color="CCCCCC"/>
-              <w:right w:val="single" w:sz="6" w:space="0" w:color="CCCCCC"/>
-            </w:tcBorders>
-            <w:shd w:val="clear" w:color="auto" w:fill="FFFFFF"/>
-            <w:tcMar>
-              <w:top w:w="90" w:type="dxa"/>
-              <w:left w:w="130" w:type="dxa"/>
-              <w:bottom w:w="90" w:type="dxa"/>
-              <w:right w:w="130" w:type="dxa"/>
-            </w:tcMar>
-            <w:vAlign w:val="center"/>
-          </w:tcPr>
-          <w:p>
-            <w:pPr>
-              <w:spacing w:before="40" w:after="40"/>
-            </w:pPr>
-            <w:r>
-              <w:rPr>
-                <w:color w:val="000000"/>
-                <w:sz w:val="20"/>
-                <w:szCs w:val="20"/>
-              </w:rPr>
-              <w:t>a</w:t>
+          </w:tcPr>
+          <w:p>
+            <w:r>
+              <w:rPr>
+                <w:sz w:val="18"/>
+              </w:rPr>
+              <w:t>Bank Indonesia. (2025). Laporan perekonomian Indonesia. Bank Indonesia.</w:t>
             </w:r>
           </w:p>
         </w:tc>
@@ -10183,6 +9860,7 @@
         <w:jc w:val="right"/>
       </w:pPr>
       <w:r>
+        <w:lastRenderedPageBreak/>
         <w:t>Bandung Barat, September 2026</w:t>
       </w:r>
     </w:p>
@@ -10383,7 +10061,7 @@
                 <w:sz w:val="20"/>
                 <w:szCs w:val="20"/>
               </w:rPr>
-              <w:t>M. Kaharudin</w:t>
+              <w:t>Dr. Ahmad Mahfudzi Mafrudlo, M.Ag.</w:t>
             </w:r>
           </w:p>
           <w:p>
@@ -10450,7 +10128,7 @@
                 <w:sz w:val="20"/>
                 <w:szCs w:val="20"/>
               </w:rPr>
-              <w:t>M. Kaharudin</w:t>
+              <w:t>Dr. Ahmad Mahfudzi Mafrudlo, M.Ag.</w:t>
             </w:r>
           </w:p>
           <w:p>
@@ -10545,7 +10223,7 @@
       <w:headerReference w:type="default" r:id="rId8"/>
       <w:footerReference w:type="default" r:id="rId9"/>
       <w:pgSz w:w="11906" w:h="16838"/>
-      <w:pgMar w:top="1260" w:right="1080" w:bottom="1260" w:left="1440" w:header="708" w:footer="708" w:gutter="0"/>
+      <w:pgMar w:top="1260" w:right="1080" w:bottom="1260" w:left="1440" w:header="504" w:footer="708" w:gutter="0"/>
       <w:cols w:space="720"/>
       <w:docGrid w:linePitch="360"/>
     </w:sectPr>
@@ -10554,7 +10232,7 @@
 </file>
 
 <file path=word/endnotes.xml><?xml version="1.0" encoding="utf-8"?>
-<w:endnotes xmlns:wpc="http://schemas.microsoft.com/office/word/2010/wordprocessingCanvas" xmlns:cx="http://schemas.microsoft.com/office/drawing/2014/chartex" xmlns:cx1="http://schemas.microsoft.com/office/drawing/2015/9/8/chartex" xmlns:cx2="http://schemas.microsoft.com/office/drawing/2015/10/21/chartex" xmlns:cx3="http://schemas.microsoft.com/office/drawing/2016/5/9/chartex" xmlns:cx4="http://schemas.microsoft.com/office/drawing/2016/5/10/chartex" xmlns:cx5="http://schemas.microsoft.com/office/drawing/2016/5/11/chartex" xmlns:cx6="http://schemas.microsoft.com/office/drawing/2016/5/12/chartex" xmlns:cx7="http://schemas.microsoft.com/office/drawing/2016/5/13/chartex" xmlns:cx8="http://schemas.microsoft.com/office/drawing/2016/5/14/chartex" xmlns:mc="http://schemas.openxmlformats.org/markup-compatibility/2006" xmlns:aink="http://schemas.microsoft.com/office/drawing/2016/ink" xmlns:am3d="http://schemas.microsoft.com/office/drawing/2017/model3d" xmlns:o="urn:schemas-microsoft-com:office:office" xmlns:oel="http://schemas.microsoft.com/office/2019/extlst" xmlns:r="http://schemas.openxmlformats.org/officeDocument/2006/relationships" xmlns:m="http://schemas.openxmlformats.org/officeDocument/2006/math" xmlns:v="urn:schemas-microsoft-com:vml" xmlns:wp14="http://schemas.microsoft.com/office/word/2010/wordprocessingDrawing" xmlns:wp="http://schemas.openxmlformats.org/drawingml/2006/wordprocessingDrawing" xmlns:w10="urn:schemas-microsoft-com:office:word" xmlns:w="http://schemas.openxmlformats.org/wordprocessingml/2006/main" xmlns:w14="http://schemas.microsoft.com/office/word/2010/wordml" xmlns:w15="http://schemas.microsoft.com/office/word/2012/wordml" xmlns:w16cei="http://schemas.microsoft.com/office/word/2026/wordml/cei" xmlns:w16cex="http://schemas.microsoft.com/office/word/2018/wordml/cex" xmlns:w16cid="http://schemas.microsoft.com/office/word/2016/wordml/cid" xmlns:w16="http://schemas.microsoft.com/office/word/2018/wordml" xmlns:w16du="http://schemas.microsoft.com/office/word/2023/wordml/word16du" xmlns:w16sdtdh="http://schemas.microsoft.com/office/word/2020/wordml/sdtdatahash" xmlns:w16sdtfl="http://schemas.microsoft.com/office/word/2024/wordml/sdtformatlock" xmlns:w16se="http://schemas.microsoft.com/office/word/2015/wordml/symex" xmlns:wpg="http://schemas.microsoft.com/office/word/2010/wordprocessingGroup" xmlns:wpi="http://schemas.microsoft.com/office/word/2010/wordprocessingInk" xmlns:wne="http://schemas.microsoft.com/office/word/2006/wordml" xmlns:wps="http://schemas.microsoft.com/office/word/2010/wordprocessingShape" mc:Ignorable="w14 w15 w16se w16cid w16 w16cex w16sdtdh w16sdtfl w16du wp14">
+<w:endnotes xmlns:wpc="http://schemas.microsoft.com/office/word/2010/wordprocessingCanvas" xmlns:cx="http://schemas.microsoft.com/office/drawing/2014/chartex" xmlns:cx1="http://schemas.microsoft.com/office/drawing/2015/9/8/chartex" xmlns:cx2="http://schemas.microsoft.com/office/drawing/2015/10/21/chartex" xmlns:cx3="http://schemas.microsoft.com/office/drawing/2016/5/9/chartex" xmlns:cx4="http://schemas.microsoft.com/office/drawing/2016/5/10/chartex" xmlns:cx5="http://schemas.microsoft.com/office/drawing/2016/5/11/chartex" xmlns:cx6="http://schemas.microsoft.com/office/drawing/2016/5/12/chartex" xmlns:cx7="http://schemas.microsoft.com/office/drawing/2016/5/13/chartex" xmlns:cx8="http://schemas.microsoft.com/office/drawing/2016/5/14/chartex" xmlns:mc="http://schemas.openxmlformats.org/markup-compatibility/2006" xmlns:aink="http://schemas.microsoft.com/office/drawing/2016/ink" xmlns:am3d="http://schemas.microsoft.com/office/drawing/2017/model3d" xmlns:o="urn:schemas-microsoft-com:office:office" xmlns:oel="http://schemas.microsoft.com/office/2019/extlst" xmlns:r="http://schemas.openxmlformats.org/officeDocument/2006/relationships" xmlns:m="http://schemas.openxmlformats.org/officeDocument/2006/math" xmlns:v="urn:schemas-microsoft-com:vml" xmlns:wp14="http://schemas.microsoft.com/office/word/2010/wordprocessingDrawing" xmlns:wp="http://schemas.openxmlformats.org/drawingml/2006/wordprocessingDrawing" xmlns:w10="urn:schemas-microsoft-com:office:word" xmlns:w="http://schemas.openxmlformats.org/wordprocessingml/2006/main" xmlns:w14="http://schemas.microsoft.com/office/word/2010/wordml" xmlns:w15="http://schemas.microsoft.com/office/word/2012/wordml" xmlns:w16cex="http://schemas.microsoft.com/office/word/2018/wordml/cex" xmlns:w16cid="http://schemas.microsoft.com/office/word/2016/wordml/cid" xmlns:w16="http://schemas.microsoft.com/office/word/2018/wordml" xmlns:w16du="http://schemas.microsoft.com/office/word/2023/wordml/word16du" xmlns:w16sdtdh="http://schemas.microsoft.com/office/word/2020/wordml/sdtdatahash" xmlns:w16sdtfl="http://schemas.microsoft.com/office/word/2024/wordml/sdtformatlock" xmlns:w16se="http://schemas.microsoft.com/office/word/2015/wordml/symex" xmlns:wpg="http://schemas.microsoft.com/office/word/2010/wordprocessingGroup" xmlns:wpi="http://schemas.microsoft.com/office/word/2010/wordprocessingInk" xmlns:wne="http://schemas.microsoft.com/office/word/2006/wordml" xmlns:wps="http://schemas.microsoft.com/office/word/2010/wordprocessingShape" mc:Ignorable="w14 w15 w16se w16cid w16 w16cex w16sdtdh w16sdtfl w16du wp14">
   <w:endnote w:type="separator" w:id="-1">
     <w:p>
       <w:r>
@@ -10573,7 +10251,7 @@
 </file>
 
 <file path=word/footer1.xml><?xml version="1.0" encoding="utf-8"?>
-<w:ftr xmlns:wpc="http://schemas.microsoft.com/office/word/2010/wordprocessingCanvas" xmlns:cx="http://schemas.microsoft.com/office/drawing/2014/chartex" xmlns:cx1="http://schemas.microsoft.com/office/drawing/2015/9/8/chartex" xmlns:cx2="http://schemas.microsoft.com/office/drawing/2015/10/21/chartex" xmlns:cx3="http://schemas.microsoft.com/office/drawing/2016/5/9/chartex" xmlns:cx4="http://schemas.microsoft.com/office/drawing/2016/5/10/chartex" xmlns:cx5="http://schemas.microsoft.com/office/drawing/2016/5/11/chartex" xmlns:cx6="http://schemas.microsoft.com/office/drawing/2016/5/12/chartex" xmlns:cx7="http://schemas.microsoft.com/office/drawing/2016/5/13/chartex" xmlns:cx8="http://schemas.microsoft.com/office/drawing/2016/5/14/chartex" xmlns:mc="http://schemas.openxmlformats.org/markup-compatibility/2006" xmlns:aink="http://schemas.microsoft.com/office/drawing/2016/ink" xmlns:am3d="http://schemas.microsoft.com/office/drawing/2017/model3d" xmlns:o="urn:schemas-microsoft-com:office:office" xmlns:oel="http://schemas.microsoft.com/office/2019/extlst" xmlns:r="http://schemas.openxmlformats.org/officeDocument/2006/relationships" xmlns:m="http://schemas.openxmlformats.org/officeDocument/2006/math" xmlns:v="urn:schemas-microsoft-com:vml" xmlns:wp14="http://schemas.microsoft.com/office/word/2010/wordprocessingDrawing" xmlns:wp="http://schemas.openxmlformats.org/drawingml/2006/wordprocessingDrawing" xmlns:w10="urn:schemas-microsoft-com:office:word" xmlns:w="http://schemas.openxmlformats.org/wordprocessingml/2006/main" xmlns:w14="http://schemas.microsoft.com/office/word/2010/wordml" xmlns:w15="http://schemas.microsoft.com/office/word/2012/wordml" xmlns:w16cei="http://schemas.microsoft.com/office/word/2026/wordml/cei" xmlns:w16cex="http://schemas.microsoft.com/office/word/2018/wordml/cex" xmlns:w16cid="http://schemas.microsoft.com/office/word/2016/wordml/cid" xmlns:w16="http://schemas.microsoft.com/office/word/2018/wordml" xmlns:w16du="http://schemas.microsoft.com/office/word/2023/wordml/word16du" xmlns:w16sdtdh="http://schemas.microsoft.com/office/word/2020/wordml/sdtdatahash" xmlns:w16sdtfl="http://schemas.microsoft.com/office/word/2024/wordml/sdtformatlock" xmlns:w16se="http://schemas.microsoft.com/office/word/2015/wordml/symex" xmlns:wpg="http://schemas.microsoft.com/office/word/2010/wordprocessingGroup" xmlns:wpi="http://schemas.microsoft.com/office/word/2010/wordprocessingInk" xmlns:wne="http://schemas.microsoft.com/office/word/2006/wordml" xmlns:wps="http://schemas.microsoft.com/office/word/2010/wordprocessingShape" mc:Ignorable="w14 w15 w16se w16cid w16 w16cex w16sdtdh w16sdtfl w16du wp14">
+<w:ftr xmlns:wpc="http://schemas.microsoft.com/office/word/2010/wordprocessingCanvas" xmlns:cx="http://schemas.microsoft.com/office/drawing/2014/chartex" xmlns:cx1="http://schemas.microsoft.com/office/drawing/2015/9/8/chartex" xmlns:cx2="http://schemas.microsoft.com/office/drawing/2015/10/21/chartex" xmlns:cx3="http://schemas.microsoft.com/office/drawing/2016/5/9/chartex" xmlns:cx4="http://schemas.microsoft.com/office/drawing/2016/5/10/chartex" xmlns:cx5="http://schemas.microsoft.com/office/drawing/2016/5/11/chartex" xmlns:cx6="http://schemas.microsoft.com/office/drawing/2016/5/12/chartex" xmlns:cx7="http://schemas.microsoft.com/office/drawing/2016/5/13/chartex" xmlns:cx8="http://schemas.microsoft.com/office/drawing/2016/5/14/chartex" xmlns:mc="http://schemas.openxmlformats.org/markup-compatibility/2006" xmlns:aink="http://schemas.microsoft.com/office/drawing/2016/ink" xmlns:am3d="http://schemas.microsoft.com/office/drawing/2017/model3d" xmlns:o="urn:schemas-microsoft-com:office:office" xmlns:oel="http://schemas.microsoft.com/office/2019/extlst" xmlns:r="http://schemas.openxmlformats.org/officeDocument/2006/relationships" xmlns:m="http://schemas.openxmlformats.org/officeDocument/2006/math" xmlns:v="urn:schemas-microsoft-com:vml" xmlns:wp14="http://schemas.microsoft.com/office/word/2010/wordprocessingDrawing" xmlns:wp="http://schemas.openxmlformats.org/drawingml/2006/wordprocessingDrawing" xmlns:w10="urn:schemas-microsoft-com:office:word" xmlns:w="http://schemas.openxmlformats.org/wordprocessingml/2006/main" xmlns:w14="http://schemas.microsoft.com/office/word/2010/wordml" xmlns:w15="http://schemas.microsoft.com/office/word/2012/wordml" xmlns:w16cex="http://schemas.microsoft.com/office/word/2018/wordml/cex" xmlns:w16cid="http://schemas.microsoft.com/office/word/2016/wordml/cid" xmlns:w16="http://schemas.microsoft.com/office/word/2018/wordml" xmlns:w16du="http://schemas.microsoft.com/office/word/2023/wordml/word16du" xmlns:w16sdtdh="http://schemas.microsoft.com/office/word/2020/wordml/sdtdatahash" xmlns:w16sdtfl="http://schemas.microsoft.com/office/word/2024/wordml/sdtformatlock" xmlns:w16se="http://schemas.microsoft.com/office/word/2015/wordml/symex" xmlns:wpg="http://schemas.microsoft.com/office/word/2010/wordprocessingGroup" xmlns:wpi="http://schemas.microsoft.com/office/word/2010/wordprocessingInk" xmlns:wne="http://schemas.microsoft.com/office/word/2006/wordml" xmlns:wps="http://schemas.microsoft.com/office/word/2010/wordprocessingShape" mc:Ignorable="w14 w15 w16se w16cid w16 w16cex w16sdtdh w16sdtfl w16du wp14">
   <w:p>
     <w:pPr>
       <w:pBdr>
@@ -10693,7 +10371,7 @@
 </file>
 
 <file path=word/footnotes.xml><?xml version="1.0" encoding="utf-8"?>
-<w:footnotes xmlns:wpc="http://schemas.microsoft.com/office/word/2010/wordprocessingCanvas" xmlns:cx="http://schemas.microsoft.com/office/drawing/2014/chartex" xmlns:cx1="http://schemas.microsoft.com/office/drawing/2015/9/8/chartex" xmlns:cx2="http://schemas.microsoft.com/office/drawing/2015/10/21/chartex" xmlns:cx3="http://schemas.microsoft.com/office/drawing/2016/5/9/chartex" xmlns:cx4="http://schemas.microsoft.com/office/drawing/2016/5/10/chartex" xmlns:cx5="http://schemas.microsoft.com/office/drawing/2016/5/11/chartex" xmlns:cx6="http://schemas.microsoft.com/office/drawing/2016/5/12/chartex" xmlns:cx7="http://schemas.microsoft.com/office/drawing/2016/5/13/chartex" xmlns:cx8="http://schemas.microsoft.com/office/drawing/2016/5/14/chartex" xmlns:mc="http://schemas.openxmlformats.org/markup-compatibility/2006" xmlns:aink="http://schemas.microsoft.com/office/drawing/2016/ink" xmlns:am3d="http://schemas.microsoft.com/office/drawing/2017/model3d" xmlns:o="urn:schemas-microsoft-com:office:office" xmlns:oel="http://schemas.microsoft.com/office/2019/extlst" xmlns:r="http://schemas.openxmlformats.org/officeDocument/2006/relationships" xmlns:m="http://schemas.openxmlformats.org/officeDocument/2006/math" xmlns:v="urn:schemas-microsoft-com:vml" xmlns:wp14="http://schemas.microsoft.com/office/word/2010/wordprocessingDrawing" xmlns:wp="http://schemas.openxmlformats.org/drawingml/2006/wordprocessingDrawing" xmlns:w10="urn:schemas-microsoft-com:office:word" xmlns:w="http://schemas.openxmlformats.org/wordprocessingml/2006/main" xmlns:w14="http://schemas.microsoft.com/office/word/2010/wordml" xmlns:w15="http://schemas.microsoft.com/office/word/2012/wordml" xmlns:w16cei="http://schemas.microsoft.com/office/word/2026/wordml/cei" xmlns:w16cex="http://schemas.microsoft.com/office/word/2018/wordml/cex" xmlns:w16cid="http://schemas.microsoft.com/office/word/2016/wordml/cid" xmlns:w16="http://schemas.microsoft.com/office/word/2018/wordml" xmlns:w16du="http://schemas.microsoft.com/office/word/2023/wordml/word16du" xmlns:w16sdtdh="http://schemas.microsoft.com/office/word/2020/wordml/sdtdatahash" xmlns:w16sdtfl="http://schemas.microsoft.com/office/word/2024/wordml/sdtformatlock" xmlns:w16se="http://schemas.microsoft.com/office/word/2015/wordml/symex" xmlns:wpg="http://schemas.microsoft.com/office/word/2010/wordprocessingGroup" xmlns:wpi="http://schemas.microsoft.com/office/word/2010/wordprocessingInk" xmlns:wne="http://schemas.microsoft.com/office/word/2006/wordml" xmlns:wps="http://schemas.microsoft.com/office/word/2010/wordprocessingShape" mc:Ignorable="w14 w15 w16se w16cid w16 w16cex w16sdtdh w16sdtfl w16du wp14">
+<w:footnotes xmlns:wpc="http://schemas.microsoft.com/office/word/2010/wordprocessingCanvas" xmlns:cx="http://schemas.microsoft.com/office/drawing/2014/chartex" xmlns:cx1="http://schemas.microsoft.com/office/drawing/2015/9/8/chartex" xmlns:cx2="http://schemas.microsoft.com/office/drawing/2015/10/21/chartex" xmlns:cx3="http://schemas.microsoft.com/office/drawing/2016/5/9/chartex" xmlns:cx4="http://schemas.microsoft.com/office/drawing/2016/5/10/chartex" xmlns:cx5="http://schemas.microsoft.com/office/drawing/2016/5/11/chartex" xmlns:cx6="http://schemas.microsoft.com/office/drawing/2016/5/12/chartex" xmlns:cx7="http://schemas.microsoft.com/office/drawing/2016/5/13/chartex" xmlns:cx8="http://schemas.microsoft.com/office/drawing/2016/5/14/chartex" xmlns:mc="http://schemas.openxmlformats.org/markup-compatibility/2006" xmlns:aink="http://schemas.microsoft.com/office/drawing/2016/ink" xmlns:am3d="http://schemas.microsoft.com/office/drawing/2017/model3d" xmlns:o="urn:schemas-microsoft-com:office:office" xmlns:oel="http://schemas.microsoft.com/office/2019/extlst" xmlns:r="http://schemas.openxmlformats.org/officeDocument/2006/relationships" xmlns:m="http://schemas.openxmlformats.org/officeDocument/2006/math" xmlns:v="urn:schemas-microsoft-com:vml" xmlns:wp14="http://schemas.microsoft.com/office/word/2010/wordprocessingDrawing" xmlns:wp="http://schemas.openxmlformats.org/drawingml/2006/wordprocessingDrawing" xmlns:w10="urn:schemas-microsoft-com:office:word" xmlns:w="http://schemas.openxmlformats.org/wordprocessingml/2006/main" xmlns:w14="http://schemas.microsoft.com/office/word/2010/wordml" xmlns:w15="http://schemas.microsoft.com/office/word/2012/wordml" xmlns:w16cex="http://schemas.microsoft.com/office/word/2018/wordml/cex" xmlns:w16cid="http://schemas.microsoft.com/office/word/2016/wordml/cid" xmlns:w16="http://schemas.microsoft.com/office/word/2018/wordml" xmlns:w16du="http://schemas.microsoft.com/office/word/2023/wordml/word16du" xmlns:w16sdtdh="http://schemas.microsoft.com/office/word/2020/wordml/sdtdatahash" xmlns:w16sdtfl="http://schemas.microsoft.com/office/word/2024/wordml/sdtformatlock" xmlns:w16se="http://schemas.microsoft.com/office/word/2015/wordml/symex" xmlns:wpg="http://schemas.microsoft.com/office/word/2010/wordprocessingGroup" xmlns:wpi="http://schemas.microsoft.com/office/word/2010/wordprocessingInk" xmlns:wne="http://schemas.microsoft.com/office/word/2006/wordml" xmlns:wps="http://schemas.microsoft.com/office/word/2010/wordprocessingShape" mc:Ignorable="w14 w15 w16se w16cid w16 w16cex w16sdtdh w16sdtfl w16du wp14">
   <w:footnote w:type="separator" w:id="-1">
     <w:p>
       <w:r>
@@ -10712,34 +10390,66 @@
 </file>
 
 <file path=word/header1.xml><?xml version="1.0" encoding="utf-8"?>
-<w:hdr xmlns:wpc="http://schemas.microsoft.com/office/word/2010/wordprocessingCanvas" xmlns:cx="http://schemas.microsoft.com/office/drawing/2014/chartex" xmlns:cx1="http://schemas.microsoft.com/office/drawing/2015/9/8/chartex" xmlns:cx2="http://schemas.microsoft.com/office/drawing/2015/10/21/chartex" xmlns:cx3="http://schemas.microsoft.com/office/drawing/2016/5/9/chartex" xmlns:cx4="http://schemas.microsoft.com/office/drawing/2016/5/10/chartex" xmlns:cx5="http://schemas.microsoft.com/office/drawing/2016/5/11/chartex" xmlns:cx6="http://schemas.microsoft.com/office/drawing/2016/5/12/chartex" xmlns:cx7="http://schemas.microsoft.com/office/drawing/2016/5/13/chartex" xmlns:cx8="http://schemas.microsoft.com/office/drawing/2016/5/14/chartex" xmlns:mc="http://schemas.openxmlformats.org/markup-compatibility/2006" xmlns:aink="http://schemas.microsoft.com/office/drawing/2016/ink" xmlns:am3d="http://schemas.microsoft.com/office/drawing/2017/model3d" xmlns:o="urn:schemas-microsoft-com:office:office" xmlns:oel="http://schemas.microsoft.com/office/2019/extlst" xmlns:r="http://schemas.openxmlformats.org/officeDocument/2006/relationships" xmlns:m="http://schemas.openxmlformats.org/officeDocument/2006/math" xmlns:v="urn:schemas-microsoft-com:vml" xmlns:wp14="http://schemas.microsoft.com/office/word/2010/wordprocessingDrawing" xmlns:wp="http://schemas.openxmlformats.org/drawingml/2006/wordprocessingDrawing" xmlns:w10="urn:schemas-microsoft-com:office:word" xmlns:w="http://schemas.openxmlformats.org/wordprocessingml/2006/main" xmlns:w14="http://schemas.microsoft.com/office/word/2010/wordml" xmlns:w15="http://schemas.microsoft.com/office/word/2012/wordml" xmlns:w16cei="http://schemas.microsoft.com/office/word/2026/wordml/cei" xmlns:w16cex="http://schemas.microsoft.com/office/word/2018/wordml/cex" xmlns:w16cid="http://schemas.microsoft.com/office/word/2016/wordml/cid" xmlns:w16="http://schemas.microsoft.com/office/word/2018/wordml" xmlns:w16du="http://schemas.microsoft.com/office/word/2023/wordml/word16du" xmlns:w16sdtdh="http://schemas.microsoft.com/office/word/2020/wordml/sdtdatahash" xmlns:w16sdtfl="http://schemas.microsoft.com/office/word/2024/wordml/sdtformatlock" xmlns:w16se="http://schemas.microsoft.com/office/word/2015/wordml/symex" xmlns:wpg="http://schemas.microsoft.com/office/word/2010/wordprocessingGroup" xmlns:wpi="http://schemas.microsoft.com/office/word/2010/wordprocessingInk" xmlns:wne="http://schemas.microsoft.com/office/word/2006/wordml" xmlns:wps="http://schemas.microsoft.com/office/word/2010/wordprocessingShape" mc:Ignorable="w14 w15 w16se w16cid w16 w16cex w16sdtdh w16sdtfl w16du wp14">
+<w:hdr xmlns:wpc="http://schemas.microsoft.com/office/word/2010/wordprocessingCanvas" xmlns:cx="http://schemas.microsoft.com/office/drawing/2014/chartex" xmlns:cx1="http://schemas.microsoft.com/office/drawing/2015/9/8/chartex" xmlns:cx2="http://schemas.microsoft.com/office/drawing/2015/10/21/chartex" xmlns:cx3="http://schemas.microsoft.com/office/drawing/2016/5/9/chartex" xmlns:cx4="http://schemas.microsoft.com/office/drawing/2016/5/10/chartex" xmlns:cx5="http://schemas.microsoft.com/office/drawing/2016/5/11/chartex" xmlns:cx6="http://schemas.microsoft.com/office/drawing/2016/5/12/chartex" xmlns:cx7="http://schemas.microsoft.com/office/drawing/2016/5/13/chartex" xmlns:cx8="http://schemas.microsoft.com/office/drawing/2016/5/14/chartex" xmlns:mc="http://schemas.openxmlformats.org/markup-compatibility/2006" xmlns:aink="http://schemas.microsoft.com/office/drawing/2016/ink" xmlns:am3d="http://schemas.microsoft.com/office/drawing/2017/model3d" xmlns:o="urn:schemas-microsoft-com:office:office" xmlns:oel="http://schemas.microsoft.com/office/2019/extlst" xmlns:r="http://schemas.openxmlformats.org/officeDocument/2006/relationships" xmlns:m="http://schemas.openxmlformats.org/officeDocument/2006/math" xmlns:v="urn:schemas-microsoft-com:vml" xmlns:wp14="http://schemas.microsoft.com/office/word/2010/wordprocessingDrawing" xmlns:wp="http://schemas.openxmlformats.org/drawingml/2006/wordprocessingDrawing" xmlns:w10="urn:schemas-microsoft-com:office:word" xmlns:w="http://schemas.openxmlformats.org/wordprocessingml/2006/main" xmlns:w14="http://schemas.microsoft.com/office/word/2010/wordml" xmlns:w15="http://schemas.microsoft.com/office/word/2012/wordml" xmlns:w16cex="http://schemas.microsoft.com/office/word/2018/wordml/cex" xmlns:w16cid="http://schemas.microsoft.com/office/word/2016/wordml/cid" xmlns:w16="http://schemas.microsoft.com/office/word/2018/wordml" xmlns:w16du="http://schemas.microsoft.com/office/word/2023/wordml/word16du" xmlns:w16sdtdh="http://schemas.microsoft.com/office/word/2020/wordml/sdtdatahash" xmlns:w16sdtfl="http://schemas.microsoft.com/office/word/2024/wordml/sdtformatlock" xmlns:w16se="http://schemas.microsoft.com/office/word/2015/wordml/symex" xmlns:wpg="http://schemas.microsoft.com/office/word/2010/wordprocessingGroup" xmlns:wpi="http://schemas.microsoft.com/office/word/2010/wordprocessingInk" xmlns:wne="http://schemas.microsoft.com/office/word/2006/wordml" xmlns:wps="http://schemas.microsoft.com/office/word/2010/wordprocessingShape" mc:Ignorable="w14 w15 w16se w16cid w16 w16cex w16sdtdh w16sdtfl w16du wp14">
   <w:p>
     <w:pPr>
       <w:pBdr>
         <w:bottom w:val="single" w:sz="6" w:space="4" w:color="1B5E20"/>
       </w:pBdr>
-      <w:spacing w:after="60"/>
-      <w:jc w:val="right"/>
+      <w:spacing w:after="80"/>
+      <w:jc w:val="center"/>
     </w:pPr>
     <w:r>
       <w:rPr>
-        <w:color w:val="2E7D32"/>
-        <w:sz w:val="17"/>
-        <w:szCs w:val="17"/>
+        <w:noProof/>
       </w:rPr>
-      <w:t>RPS | Perekonomian Indonesia | MKP11417 | STEI FI | TA 2026/2027</w:t>
+      <w:drawing>
+        <wp:inline distT="0" distB="0" distL="0" distR="0" wp14:anchorId="7188F2C5" wp14:editId="2DD6570B">
+          <wp:extent cx="5760720" cy="1089866"/>
+          <wp:effectExtent l="0" t="0" r="0" b="0"/>
+          <wp:docPr id="1577308712" name="Picture 1577308712"/>
+          <wp:cNvGraphicFramePr>
+            <a:graphicFrameLocks xmlns:a="http://schemas.openxmlformats.org/drawingml/2006/main" noChangeAspect="1"/>
+          </wp:cNvGraphicFramePr>
+          <a:graphic xmlns:a="http://schemas.openxmlformats.org/drawingml/2006/main">
+            <a:graphicData uri="http://schemas.openxmlformats.org/drawingml/2006/picture">
+              <pic:pic xmlns:pic="http://schemas.openxmlformats.org/drawingml/2006/picture">
+                <pic:nvPicPr>
+                  <pic:cNvPr id="0" name="KOP_STEI_FI.png"/>
+                  <pic:cNvPicPr/>
+                </pic:nvPicPr>
+                <pic:blipFill>
+                  <a:blip r:embed="rId1"/>
+                  <a:stretch>
+                    <a:fillRect/>
+                  </a:stretch>
+                </pic:blipFill>
+                <pic:spPr>
+                  <a:xfrm>
+                    <a:off x="0" y="0"/>
+                    <a:ext cx="5760720" cy="1089866"/>
+                  </a:xfrm>
+                  <a:prstGeom prst="rect">
+                    <a:avLst/>
+                  </a:prstGeom>
+                </pic:spPr>
+              </pic:pic>
+            </a:graphicData>
+          </a:graphic>
+        </wp:inline>
+      </w:drawing>
     </w:r>
   </w:p>
 </w:hdr>
 </file>
 
 <file path=word/numbering.xml><?xml version="1.0" encoding="utf-8"?>
-<w:numbering xmlns:wpc="http://schemas.microsoft.com/office/word/2010/wordprocessingCanvas" xmlns:cx="http://schemas.microsoft.com/office/drawing/2014/chartex" xmlns:cx1="http://schemas.microsoft.com/office/drawing/2015/9/8/chartex" xmlns:cx2="http://schemas.microsoft.com/office/drawing/2015/10/21/chartex" xmlns:cx3="http://schemas.microsoft.com/office/drawing/2016/5/9/chartex" xmlns:cx4="http://schemas.microsoft.com/office/drawing/2016/5/10/chartex" xmlns:cx5="http://schemas.microsoft.com/office/drawing/2016/5/11/chartex" xmlns:cx6="http://schemas.microsoft.com/office/drawing/2016/5/12/chartex" xmlns:cx7="http://schemas.microsoft.com/office/drawing/2016/5/13/chartex" xmlns:cx8="http://schemas.microsoft.com/office/drawing/2016/5/14/chartex" xmlns:mc="http://schemas.openxmlformats.org/markup-compatibility/2006" xmlns:aink="http://schemas.microsoft.com/office/drawing/2016/ink" xmlns:am3d="http://schemas.microsoft.com/office/drawing/2017/model3d" xmlns:o="urn:schemas-microsoft-com:office:office" xmlns:oel="http://schemas.microsoft.com/office/2019/extlst" xmlns:r="http://schemas.openxmlformats.org/officeDocument/2006/relationships" xmlns:m="http://schemas.openxmlformats.org/officeDocument/2006/math" xmlns:v="urn:schemas-microsoft-com:vml" xmlns:wp14="http://schemas.microsoft.com/office/word/2010/wordprocessingDrawing" xmlns:wp="http://schemas.openxmlformats.org/drawingml/2006/wordprocessingDrawing" xmlns:w10="urn:schemas-microsoft-com:office:word" xmlns:w="http://schemas.openxmlformats.org/wordprocessingml/2006/main" xmlns:w14="http://schemas.microsoft.com/office/word/2010/wordml" xmlns:w15="http://schemas.microsoft.com/office/word/2012/wordml" xmlns:w16cei="http://schemas.microsoft.com/office/word/2026/wordml/cei" xmlns:w16cex="http://schemas.microsoft.com/office/word/2018/wordml/cex" xmlns:w16cid="http://schemas.microsoft.com/office/word/2016/wordml/cid" xmlns:w16="http://schemas.microsoft.com/office/word/2018/wordml" xmlns:w16du="http://schemas.microsoft.com/office/word/2023/wordml/word16du" xmlns:w16sdtdh="http://schemas.microsoft.com/office/word/2020/wordml/sdtdatahash" xmlns:w16sdtfl="http://schemas.microsoft.com/office/word/2024/wordml/sdtformatlock" xmlns:w16se="http://schemas.microsoft.com/office/word/2015/wordml/symex" xmlns:wpg="http://schemas.microsoft.com/office/word/2010/wordprocessingGroup" xmlns:wpi="http://schemas.microsoft.com/office/word/2010/wordprocessingInk" xmlns:wne="http://schemas.microsoft.com/office/word/2006/wordml" xmlns:wps="http://schemas.microsoft.com/office/word/2010/wordprocessingShape" mc:Ignorable="w14 w15 w16se w16cid w16 w16cex w16sdtdh w16sdtfl w16du wp14">
+<w:numbering xmlns:wpc="http://schemas.microsoft.com/office/word/2010/wordprocessingCanvas" xmlns:cx="http://schemas.microsoft.com/office/drawing/2014/chartex" xmlns:cx1="http://schemas.microsoft.com/office/drawing/2015/9/8/chartex" xmlns:cx2="http://schemas.microsoft.com/office/drawing/2015/10/21/chartex" xmlns:cx3="http://schemas.microsoft.com/office/drawing/2016/5/9/chartex" xmlns:cx4="http://schemas.microsoft.com/office/drawing/2016/5/10/chartex" xmlns:cx5="http://schemas.microsoft.com/office/drawing/2016/5/11/chartex" xmlns:cx6="http://schemas.microsoft.com/office/drawing/2016/5/12/chartex" xmlns:cx7="http://schemas.microsoft.com/office/drawing/2016/5/13/chartex" xmlns:cx8="http://schemas.microsoft.com/office/drawing/2016/5/14/chartex" xmlns:mc="http://schemas.openxmlformats.org/markup-compatibility/2006" xmlns:aink="http://schemas.microsoft.com/office/drawing/2016/ink" xmlns:am3d="http://schemas.microsoft.com/office/drawing/2017/model3d" xmlns:o="urn:schemas-microsoft-com:office:office" xmlns:oel="http://schemas.microsoft.com/office/2019/extlst" xmlns:r="http://schemas.openxmlformats.org/officeDocument/2006/relationships" xmlns:m="http://schemas.openxmlformats.org/officeDocument/2006/math" xmlns:v="urn:schemas-microsoft-com:vml" xmlns:wp14="http://schemas.microsoft.com/office/word/2010/wordprocessingDrawing" xmlns:wp="http://schemas.openxmlformats.org/drawingml/2006/wordprocessingDrawing" xmlns:w10="urn:schemas-microsoft-com:office:word" xmlns:w="http://schemas.openxmlformats.org/wordprocessingml/2006/main" xmlns:w14="http://schemas.microsoft.com/office/word/2010/wordml" xmlns:w15="http://schemas.microsoft.com/office/word/2012/wordml" xmlns:w16cex="http://schemas.microsoft.com/office/word/2018/wordml/cex" xmlns:w16cid="http://schemas.microsoft.com/office/word/2016/wordml/cid" xmlns:w16="http://schemas.microsoft.com/office/word/2018/wordml" xmlns:w16du="http://schemas.microsoft.com/office/word/2023/wordml/word16du" xmlns:w16sdtdh="http://schemas.microsoft.com/office/word/2020/wordml/sdtdatahash" xmlns:w16sdtfl="http://schemas.microsoft.com/office/word/2024/wordml/sdtformatlock" xmlns:w16se="http://schemas.microsoft.com/office/word/2015/wordml/symex" xmlns:wpg="http://schemas.microsoft.com/office/word/2010/wordprocessingGroup" xmlns:wpi="http://schemas.microsoft.com/office/word/2010/wordprocessingInk" xmlns:wne="http://schemas.microsoft.com/office/word/2006/wordml" xmlns:wps="http://schemas.microsoft.com/office/word/2010/wordprocessingShape" mc:Ignorable="w14 w15 w16se w16cid w16 w16cex w16sdtdh w16sdtfl w16du wp14">
   <w:abstractNum w:abstractNumId="0" w15:restartNumberingAfterBreak="0">
-    <w:nsid w:val="11F053F6"/>
+    <w:nsid w:val="0CC34AED"/>
     <w:multiLevelType w:val="hybridMultilevel"/>
     <w:tmpl w:val="FFFFFFFF"/>
-    <w:lvl w:ilvl="0" w:tplc="BD6430A4">
+    <w:lvl w:ilvl="0" w:tplc="79BA78F4">
       <w:start w:val="1"/>
       <w:numFmt w:val="bullet"/>
       <w:lvlText w:val="•"/>
@@ -10748,52 +10458,52 @@
         <w:ind w:left="720" w:hanging="360"/>
       </w:pPr>
     </w:lvl>
-    <w:lvl w:ilvl="1" w:tplc="6D4C5AA8">
+    <w:lvl w:ilvl="1" w:tplc="B27A97FC">
       <w:numFmt w:val="decimal"/>
       <w:lvlText w:val=""/>
       <w:lvlJc w:val="left"/>
     </w:lvl>
-    <w:lvl w:ilvl="2" w:tplc="7048ED7E">
+    <w:lvl w:ilvl="2" w:tplc="1892F53E">
       <w:numFmt w:val="decimal"/>
       <w:lvlText w:val=""/>
       <w:lvlJc w:val="left"/>
     </w:lvl>
-    <w:lvl w:ilvl="3" w:tplc="C464AEC6">
+    <w:lvl w:ilvl="3" w:tplc="043A779C">
       <w:numFmt w:val="decimal"/>
       <w:lvlText w:val=""/>
       <w:lvlJc w:val="left"/>
     </w:lvl>
-    <w:lvl w:ilvl="4" w:tplc="80E2F6F8">
+    <w:lvl w:ilvl="4" w:tplc="1F3C89E0">
       <w:numFmt w:val="decimal"/>
       <w:lvlText w:val=""/>
       <w:lvlJc w:val="left"/>
     </w:lvl>
-    <w:lvl w:ilvl="5" w:tplc="18F034FA">
+    <w:lvl w:ilvl="5" w:tplc="BEE4D32E">
       <w:numFmt w:val="decimal"/>
       <w:lvlText w:val=""/>
       <w:lvlJc w:val="left"/>
     </w:lvl>
-    <w:lvl w:ilvl="6" w:tplc="B804E750">
+    <w:lvl w:ilvl="6" w:tplc="017A2196">
       <w:numFmt w:val="decimal"/>
       <w:lvlText w:val=""/>
       <w:lvlJc w:val="left"/>
     </w:lvl>
-    <w:lvl w:ilvl="7" w:tplc="7826B8BC">
+    <w:lvl w:ilvl="7" w:tplc="B8FE7044">
       <w:numFmt w:val="decimal"/>
       <w:lvlText w:val=""/>
       <w:lvlJc w:val="left"/>
     </w:lvl>
-    <w:lvl w:ilvl="8" w:tplc="82EC0E64">
+    <w:lvl w:ilvl="8" w:tplc="43F2030A">
       <w:numFmt w:val="decimal"/>
       <w:lvlText w:val=""/>
       <w:lvlJc w:val="left"/>
     </w:lvl>
   </w:abstractNum>
   <w:abstractNum w:abstractNumId="1" w15:restartNumberingAfterBreak="0">
-    <w:nsid w:val="12101E09"/>
+    <w:nsid w:val="607D6917"/>
     <w:multiLevelType w:val="hybridMultilevel"/>
     <w:tmpl w:val="FFFFFFFF"/>
-    <w:lvl w:ilvl="0" w:tplc="E2C8BCF6">
+    <w:lvl w:ilvl="0" w:tplc="BA0AAD04">
       <w:start w:val="1"/>
       <w:numFmt w:val="bullet"/>
       <w:lvlText w:val="●"/>
@@ -10802,7 +10512,7 @@
         <w:ind w:left="720" w:hanging="360"/>
       </w:pPr>
     </w:lvl>
-    <w:lvl w:ilvl="1" w:tplc="D41A8BB2">
+    <w:lvl w:ilvl="1" w:tplc="0E52BDCC">
       <w:start w:val="1"/>
       <w:numFmt w:val="bullet"/>
       <w:lvlText w:val="○"/>
@@ -10811,7 +10521,7 @@
         <w:ind w:left="1440" w:hanging="360"/>
       </w:pPr>
     </w:lvl>
-    <w:lvl w:ilvl="2" w:tplc="9ED25A4A">
+    <w:lvl w:ilvl="2" w:tplc="E634F650">
       <w:start w:val="1"/>
       <w:numFmt w:val="bullet"/>
       <w:lvlText w:val="■"/>
@@ -10820,7 +10530,7 @@
         <w:ind w:left="2160" w:hanging="360"/>
       </w:pPr>
     </w:lvl>
-    <w:lvl w:ilvl="3" w:tplc="5636B590">
+    <w:lvl w:ilvl="3" w:tplc="21AC25A4">
       <w:start w:val="1"/>
       <w:numFmt w:val="bullet"/>
       <w:lvlText w:val="●"/>
@@ -10829,7 +10539,7 @@
         <w:ind w:left="2880" w:hanging="360"/>
       </w:pPr>
     </w:lvl>
-    <w:lvl w:ilvl="4" w:tplc="F96680C0">
+    <w:lvl w:ilvl="4" w:tplc="7EB42AD0">
       <w:start w:val="1"/>
       <w:numFmt w:val="bullet"/>
       <w:lvlText w:val="○"/>
@@ -10838,7 +10548,7 @@
         <w:ind w:left="3600" w:hanging="360"/>
       </w:pPr>
     </w:lvl>
-    <w:lvl w:ilvl="5" w:tplc="D32602EC">
+    <w:lvl w:ilvl="5" w:tplc="BA74981A">
       <w:start w:val="1"/>
       <w:numFmt w:val="bullet"/>
       <w:lvlText w:val="■"/>
@@ -10847,7 +10557,7 @@
         <w:ind w:left="4320" w:hanging="360"/>
       </w:pPr>
     </w:lvl>
-    <w:lvl w:ilvl="6" w:tplc="85F0C6CE">
+    <w:lvl w:ilvl="6" w:tplc="B65C8C48">
       <w:start w:val="1"/>
       <w:numFmt w:val="bullet"/>
       <w:lvlText w:val="●"/>
@@ -10856,7 +10566,7 @@
         <w:ind w:left="5040" w:hanging="360"/>
       </w:pPr>
     </w:lvl>
-    <w:lvl w:ilvl="7" w:tplc="6B342C98">
+    <w:lvl w:ilvl="7" w:tplc="44666000">
       <w:start w:val="1"/>
       <w:numFmt w:val="bullet"/>
       <w:lvlText w:val="●"/>
@@ -10865,7 +10575,7 @@
         <w:ind w:left="5760" w:hanging="360"/>
       </w:pPr>
     </w:lvl>
-    <w:lvl w:ilvl="8" w:tplc="50181A68">
+    <w:lvl w:ilvl="8" w:tplc="39806E3E">
       <w:start w:val="1"/>
       <w:numFmt w:val="bullet"/>
       <w:lvlText w:val="●"/>
@@ -10876,10 +10586,10 @@
     </w:lvl>
   </w:abstractNum>
   <w:abstractNum w:abstractNumId="2" w15:restartNumberingAfterBreak="0">
-    <w:nsid w:val="2B703384"/>
+    <w:nsid w:val="6BB30CF5"/>
     <w:multiLevelType w:val="hybridMultilevel"/>
     <w:tmpl w:val="FFFFFFFF"/>
-    <w:lvl w:ilvl="0" w:tplc="3CCA8130">
+    <w:lvl w:ilvl="0" w:tplc="9C74AFC2">
       <w:start w:val="1"/>
       <w:numFmt w:val="decimal"/>
       <w:lvlText w:val="%1."/>
@@ -10888,54 +10598,54 @@
         <w:ind w:left="720" w:hanging="360"/>
       </w:pPr>
     </w:lvl>
-    <w:lvl w:ilvl="1" w:tplc="88DCC5EE">
+    <w:lvl w:ilvl="1" w:tplc="59E89BFA">
       <w:numFmt w:val="decimal"/>
       <w:lvlText w:val=""/>
       <w:lvlJc w:val="left"/>
     </w:lvl>
-    <w:lvl w:ilvl="2" w:tplc="C47EBAA6">
+    <w:lvl w:ilvl="2" w:tplc="4C20FF92">
       <w:numFmt w:val="decimal"/>
       <w:lvlText w:val=""/>
       <w:lvlJc w:val="left"/>
     </w:lvl>
-    <w:lvl w:ilvl="3" w:tplc="E6340898">
+    <w:lvl w:ilvl="3" w:tplc="346A1924">
       <w:numFmt w:val="decimal"/>
       <w:lvlText w:val=""/>
       <w:lvlJc w:val="left"/>
     </w:lvl>
-    <w:lvl w:ilvl="4" w:tplc="EF3EB544">
+    <w:lvl w:ilvl="4" w:tplc="D04A2DF6">
       <w:numFmt w:val="decimal"/>
       <w:lvlText w:val=""/>
       <w:lvlJc w:val="left"/>
     </w:lvl>
-    <w:lvl w:ilvl="5" w:tplc="6D06EA4E">
+    <w:lvl w:ilvl="5" w:tplc="BEF8B7EE">
       <w:numFmt w:val="decimal"/>
       <w:lvlText w:val=""/>
       <w:lvlJc w:val="left"/>
     </w:lvl>
-    <w:lvl w:ilvl="6" w:tplc="501E0450">
+    <w:lvl w:ilvl="6" w:tplc="B2E806F6">
       <w:numFmt w:val="decimal"/>
       <w:lvlText w:val=""/>
       <w:lvlJc w:val="left"/>
     </w:lvl>
-    <w:lvl w:ilvl="7" w:tplc="CDE6AEDA">
+    <w:lvl w:ilvl="7" w:tplc="5F96862A">
       <w:numFmt w:val="decimal"/>
       <w:lvlText w:val=""/>
       <w:lvlJc w:val="left"/>
     </w:lvl>
-    <w:lvl w:ilvl="8" w:tplc="72883160">
+    <w:lvl w:ilvl="8" w:tplc="9C2CA9B0">
       <w:numFmt w:val="decimal"/>
       <w:lvlText w:val=""/>
       <w:lvlJc w:val="left"/>
     </w:lvl>
   </w:abstractNum>
-  <w:num w:numId="1" w16cid:durableId="1040398002">
+  <w:num w:numId="1" w16cid:durableId="1679230548">
     <w:abstractNumId w:val="1"/>
     <w:lvlOverride w:ilvl="0">
       <w:startOverride w:val="1"/>
     </w:lvlOverride>
   </w:num>
-  <w:num w:numId="2" w16cid:durableId="941379721">
+  <w:num w:numId="2" w16cid:durableId="1774393494">
     <w:abstractNumId w:val="2"/>
     <w:lvlOverride w:ilvl="0">
       <w:startOverride w:val="1"/>
